--- a/nhom17_CNPM.docx
+++ b/nhom17_CNPM.docx
@@ -16170,7 +16170,19 @@
       <w:bookmarkEnd w:id="48"/>
     </w:p>
     <w:p>
-      <w:r>
+      <w:pPr>
+        <w:rPr>
+          <w:rFonts w:ascii="Times New Roman" w:hAnsi="Times New Roman"/>
+          <w:sz w:val="28"/>
+          <w:szCs w:val="28"/>
+        </w:rPr>
+      </w:pPr>
+      <w:r>
+        <w:rPr>
+          <w:rFonts w:ascii="Times New Roman" w:hAnsi="Times New Roman"/>
+          <w:sz w:val="28"/>
+          <w:szCs w:val="28"/>
+        </w:rPr>
         <w:t>Để hiện thực hóa mô hình Client-Server đã nêu, chúng ta sử dụng docker-compose để điều phối các container. Dưới đây là cấu trúc cơ bản cho hệ thống:</w:t>
       </w:r>
     </w:p>
@@ -16178,10 +16190,10 @@
       <w:r>
         <w:lastRenderedPageBreak/>
         <w:drawing>
-          <wp:inline distT="0" distB="0" distL="0" distR="0" wp14:anchorId="72AB93D7" wp14:editId="734AA110">
-            <wp:extent cx="3240805" cy="1856509"/>
-            <wp:effectExtent l="0" t="0" r="0" b="0"/>
-            <wp:docPr id="644772811" name="Picture 1"/>
+          <wp:inline distT="0" distB="0" distL="0" distR="0" wp14:anchorId="4D825533" wp14:editId="1F23D0AB">
+            <wp:extent cx="5760720" cy="3542665"/>
+            <wp:effectExtent l="0" t="0" r="0" b="635"/>
+            <wp:docPr id="465131642" name="Picture 1"/>
             <wp:cNvGraphicFramePr>
               <a:graphicFrameLocks xmlns:a="http://schemas.openxmlformats.org/drawingml/2006/main" noChangeAspect="1"/>
             </wp:cNvGraphicFramePr>
@@ -16189,7 +16201,7 @@
               <a:graphicData uri="http://schemas.openxmlformats.org/drawingml/2006/picture">
                 <pic:pic xmlns:pic="http://schemas.openxmlformats.org/drawingml/2006/picture">
                   <pic:nvPicPr>
-                    <pic:cNvPr id="644772811" name=""/>
+                    <pic:cNvPr id="465131642" name=""/>
                     <pic:cNvPicPr/>
                   </pic:nvPicPr>
                   <pic:blipFill>
@@ -16201,7 +16213,7 @@
                   <pic:spPr>
                     <a:xfrm>
                       <a:off x="0" y="0"/>
-                      <a:ext cx="3265159" cy="1870460"/>
+                      <a:ext cx="5760720" cy="3542665"/>
                     </a:xfrm>
                     <a:prstGeom prst="rect">
                       <a:avLst/>
@@ -16228,14 +16240,14 @@
           <w:sz w:val="28"/>
           <w:szCs w:val="28"/>
         </w:rPr>
-        <w:t>Tệp docker-compose.yml đóng vai trò điều phối các dịch vụ trong hệ thống, giúp đơn giản hóa việc khởi chạy nhiều container cùng lúc. Dưới đây là giải thích các thuộc tính trong cấu hình backend:</w:t>
+        <w:t>Tệp docker-compose.yml định nghĩa cách các thành phần trong hệ thống tương tác và vận hành đồng bộ:</w:t>
       </w:r>
     </w:p>
     <w:p>
       <w:pPr>
         <w:numPr>
           <w:ilvl w:val="0"/>
-          <w:numId w:val="10"/>
+          <w:numId w:val="12"/>
         </w:numPr>
         <w:rPr>
           <w:rFonts w:ascii="Times New Roman" w:hAnsi="Times New Roman"/>
@@ -16259,14 +16271,14 @@
           <w:sz w:val="28"/>
           <w:szCs w:val="28"/>
         </w:rPr>
-        <w:t>: Định nghĩa các dịch vụ (các container) sẽ chạy trong hệ thống. Ở đây, ta đang cấu hình dịch vụ có tên là backend.</w:t>
+        <w:t>: Khai báo danh sách các dịch vụ (container) sẽ được chạy cùng nhau trong hệ thống.</w:t>
       </w:r>
     </w:p>
     <w:p>
       <w:pPr>
         <w:numPr>
           <w:ilvl w:val="0"/>
-          <w:numId w:val="10"/>
+          <w:numId w:val="12"/>
         </w:numPr>
         <w:rPr>
           <w:rFonts w:ascii="Times New Roman" w:hAnsi="Times New Roman"/>
@@ -16282,7 +16294,7 @@
           <w:sz w:val="28"/>
           <w:szCs w:val="28"/>
         </w:rPr>
-        <w:t>build: .</w:t>
+        <w:t>backend:</w:t>
       </w:r>
       <w:r>
         <w:rPr>
@@ -16290,14 +16302,14 @@
           <w:sz w:val="28"/>
           <w:szCs w:val="28"/>
         </w:rPr>
-        <w:t>: Chỉ thị cho Docker tìm tệp Dockerfile ngay tại thư mục hiện tại (.) để thực hiện quá trình xây dựng (build) hình ảnh cho dịch vụ backend.</w:t>
+        <w:t>: Định nghĩa dịch vụ xử lý logic chính.</w:t>
       </w:r>
     </w:p>
     <w:p>
       <w:pPr>
         <w:numPr>
-          <w:ilvl w:val="0"/>
-          <w:numId w:val="10"/>
+          <w:ilvl w:val="1"/>
+          <w:numId w:val="12"/>
         </w:numPr>
         <w:rPr>
           <w:rFonts w:ascii="Times New Roman" w:hAnsi="Times New Roman"/>
@@ -16313,7 +16325,7 @@
           <w:sz w:val="28"/>
           <w:szCs w:val="28"/>
         </w:rPr>
-        <w:t>ports: - "5000:5000"</w:t>
+        <w:t>build: .</w:t>
       </w:r>
       <w:r>
         <w:rPr>
@@ -16321,14 +16333,14 @@
           <w:sz w:val="28"/>
           <w:szCs w:val="28"/>
         </w:rPr>
-        <w:t>: Thiết lập ánh xạ cổng. Số đầu tiên (5000) là cổng trên máy chủ vật lý, số thứ hai (5000) là cổng bên trong container. Lệnh này giúp người dùng truy cập ứng dụng từ trình duyệt thông qua cổng 5000 của máy chủ.</w:t>
+        <w:t>: Hướng dẫn Docker thực hiện xây dựng ảnh (image) dựa trên Dockerfile tại thư mục hiện tại.</w:t>
       </w:r>
     </w:p>
     <w:p>
       <w:pPr>
         <w:numPr>
-          <w:ilvl w:val="0"/>
-          <w:numId w:val="10"/>
+          <w:ilvl w:val="1"/>
+          <w:numId w:val="12"/>
         </w:numPr>
         <w:rPr>
           <w:rFonts w:ascii="Times New Roman" w:hAnsi="Times New Roman"/>
@@ -16344,29 +16356,8 @@
           <w:sz w:val="28"/>
           <w:szCs w:val="28"/>
         </w:rPr>
-        <w:t>volumes: - .:/app</w:t>
-      </w:r>
-      <w:r>
-        <w:rPr>
-          <w:rFonts w:ascii="Times New Roman" w:hAnsi="Times New Roman"/>
-          <w:sz w:val="28"/>
-          <w:szCs w:val="28"/>
-        </w:rPr>
-        <w:t>: Đây là kỹ thuật "Mount Volume". Nó ánh xạ thư mục hiện tại của máy chủ vào thư mục /app bên trong container.</w:t>
-      </w:r>
-    </w:p>
-    <w:p>
-      <w:pPr>
-        <w:numPr>
-          <w:ilvl w:val="1"/>
-          <w:numId w:val="10"/>
-        </w:numPr>
-        <w:rPr>
-          <w:rFonts w:ascii="Times New Roman" w:hAnsi="Times New Roman"/>
-          <w:sz w:val="28"/>
-          <w:szCs w:val="28"/>
-        </w:rPr>
-      </w:pPr>
+        <w:t>ports: - "</w:t>
+      </w:r>
       <w:r>
         <w:rPr>
           <w:rFonts w:ascii="Times New Roman" w:hAnsi="Times New Roman"/>
@@ -16375,15 +16366,227 @@
           <w:sz w:val="28"/>
           <w:szCs w:val="28"/>
         </w:rPr>
-        <w:t>Tác dụng</w:t>
-      </w:r>
-      <w:r>
-        <w:rPr>
-          <w:rFonts w:ascii="Times New Roman" w:hAnsi="Times New Roman"/>
+        <w:t>3</w:t>
+      </w:r>
+      <w:r>
+        <w:rPr>
+          <w:rFonts w:ascii="Times New Roman" w:hAnsi="Times New Roman"/>
+          <w:b/>
+          <w:bCs/>
           <w:sz w:val="28"/>
           <w:szCs w:val="28"/>
         </w:rPr>
-        <w:t>: Giúp đồng bộ mã nguồn theo thời gian thực. Khi bạn thay đổi code trên máy tính, thay đổi đó sẽ ngay lập tức được cập nhật vào container mà không cần phải build lại hình ảnh. Điều này đặc biệt hữu ích trong quá trình phát triển (Hot reload).</w:t>
+        <w:t>000:5000"</w:t>
+      </w:r>
+      <w:r>
+        <w:rPr>
+          <w:rFonts w:ascii="Times New Roman" w:hAnsi="Times New Roman"/>
+          <w:sz w:val="28"/>
+          <w:szCs w:val="28"/>
+        </w:rPr>
+        <w:t xml:space="preserve">: Ánh xạ cổng </w:t>
+      </w:r>
+      <w:r>
+        <w:rPr>
+          <w:rFonts w:ascii="Times New Roman" w:hAnsi="Times New Roman"/>
+          <w:sz w:val="28"/>
+          <w:szCs w:val="28"/>
+        </w:rPr>
+        <w:t>3</w:t>
+      </w:r>
+      <w:r>
+        <w:rPr>
+          <w:rFonts w:ascii="Times New Roman" w:hAnsi="Times New Roman"/>
+          <w:sz w:val="28"/>
+          <w:szCs w:val="28"/>
+        </w:rPr>
+        <w:t>000 của máy chủ vật lý vào cổng 5000 của container, cho phép truy cập API từ bên ngoài.</w:t>
+      </w:r>
+    </w:p>
+    <w:p>
+      <w:pPr>
+        <w:numPr>
+          <w:ilvl w:val="1"/>
+          <w:numId w:val="12"/>
+        </w:numPr>
+        <w:rPr>
+          <w:rFonts w:ascii="Times New Roman" w:hAnsi="Times New Roman"/>
+          <w:sz w:val="28"/>
+          <w:szCs w:val="28"/>
+        </w:rPr>
+      </w:pPr>
+      <w:r>
+        <w:rPr>
+          <w:rFonts w:ascii="Times New Roman" w:hAnsi="Times New Roman"/>
+          <w:b/>
+          <w:bCs/>
+          <w:sz w:val="28"/>
+          <w:szCs w:val="28"/>
+        </w:rPr>
+        <w:t>volumes: - .:/app</w:t>
+      </w:r>
+      <w:r>
+        <w:rPr>
+          <w:rFonts w:ascii="Times New Roman" w:hAnsi="Times New Roman"/>
+          <w:sz w:val="28"/>
+          <w:szCs w:val="28"/>
+        </w:rPr>
+        <w:t>: Thiết lập cơ chế đồng bộ tệp tin, cho phép các thay đổi về mã nguồn trên máy chủ được cập nhật ngay lập tức vào container (phục vụ phát triển).</w:t>
+      </w:r>
+    </w:p>
+    <w:p>
+      <w:pPr>
+        <w:numPr>
+          <w:ilvl w:val="0"/>
+          <w:numId w:val="12"/>
+        </w:numPr>
+        <w:rPr>
+          <w:rFonts w:ascii="Times New Roman" w:hAnsi="Times New Roman"/>
+          <w:sz w:val="28"/>
+          <w:szCs w:val="28"/>
+        </w:rPr>
+      </w:pPr>
+      <w:r>
+        <w:rPr>
+          <w:rFonts w:ascii="Times New Roman" w:hAnsi="Times New Roman"/>
+          <w:b/>
+          <w:bCs/>
+          <w:sz w:val="28"/>
+          <w:szCs w:val="28"/>
+        </w:rPr>
+        <w:t>db:</w:t>
+      </w:r>
+      <w:r>
+        <w:rPr>
+          <w:rFonts w:ascii="Times New Roman" w:hAnsi="Times New Roman"/>
+          <w:sz w:val="28"/>
+          <w:szCs w:val="28"/>
+        </w:rPr>
+        <w:t>: Định nghĩa dịch vụ cơ sở dữ liệu.</w:t>
+      </w:r>
+    </w:p>
+    <w:p>
+      <w:pPr>
+        <w:numPr>
+          <w:ilvl w:val="1"/>
+          <w:numId w:val="12"/>
+        </w:numPr>
+        <w:rPr>
+          <w:rFonts w:ascii="Times New Roman" w:hAnsi="Times New Roman"/>
+          <w:sz w:val="28"/>
+          <w:szCs w:val="28"/>
+        </w:rPr>
+      </w:pPr>
+      <w:r>
+        <w:rPr>
+          <w:rFonts w:ascii="Times New Roman" w:hAnsi="Times New Roman"/>
+          <w:b/>
+          <w:bCs/>
+          <w:sz w:val="28"/>
+          <w:szCs w:val="28"/>
+        </w:rPr>
+        <w:t>image: mysql:8.0</w:t>
+      </w:r>
+      <w:r>
+        <w:rPr>
+          <w:rFonts w:ascii="Times New Roman" w:hAnsi="Times New Roman"/>
+          <w:sz w:val="28"/>
+          <w:szCs w:val="28"/>
+        </w:rPr>
+        <w:t>: Sử dụng phiên bản MySQL chính thức từ Docker Hub làm môi trường lưu trữ.</w:t>
+      </w:r>
+    </w:p>
+    <w:p>
+      <w:pPr>
+        <w:numPr>
+          <w:ilvl w:val="1"/>
+          <w:numId w:val="12"/>
+        </w:numPr>
+        <w:rPr>
+          <w:rFonts w:ascii="Times New Roman" w:hAnsi="Times New Roman"/>
+          <w:sz w:val="28"/>
+          <w:szCs w:val="28"/>
+        </w:rPr>
+      </w:pPr>
+      <w:r>
+        <w:rPr>
+          <w:rFonts w:ascii="Times New Roman" w:hAnsi="Times New Roman"/>
+          <w:b/>
+          <w:bCs/>
+          <w:sz w:val="28"/>
+          <w:szCs w:val="28"/>
+        </w:rPr>
+        <w:t>environment:</w:t>
+      </w:r>
+      <w:r>
+        <w:rPr>
+          <w:rFonts w:ascii="Times New Roman" w:hAnsi="Times New Roman"/>
+          <w:sz w:val="28"/>
+          <w:szCs w:val="28"/>
+        </w:rPr>
+        <w:t>: Cấu hình các thông số ban đầu cho Database như tên cơ sở dữ liệu (MYSQL_DATABASE) và mật khẩu quản trị (MYSQL_ROOT_PASSWORD).</w:t>
+      </w:r>
+    </w:p>
+    <w:p>
+      <w:pPr>
+        <w:numPr>
+          <w:ilvl w:val="1"/>
+          <w:numId w:val="12"/>
+        </w:numPr>
+        <w:rPr>
+          <w:rFonts w:ascii="Times New Roman" w:hAnsi="Times New Roman"/>
+          <w:sz w:val="28"/>
+          <w:szCs w:val="28"/>
+        </w:rPr>
+      </w:pPr>
+      <w:r>
+        <w:rPr>
+          <w:rFonts w:ascii="Times New Roman" w:hAnsi="Times New Roman"/>
+          <w:b/>
+          <w:bCs/>
+          <w:sz w:val="28"/>
+          <w:szCs w:val="28"/>
+        </w:rPr>
+        <w:t>volumes: - db_data:/var/lib/mysql</w:t>
+      </w:r>
+      <w:r>
+        <w:rPr>
+          <w:rFonts w:ascii="Times New Roman" w:hAnsi="Times New Roman"/>
+          <w:sz w:val="28"/>
+          <w:szCs w:val="28"/>
+        </w:rPr>
+        <w:t>: Sử dụng "Named Volume" để lưu trữ dữ liệu bền vững. Điều này đảm bảo rằng dữ liệu sẽ không bị mất đi ngay cả khi container bị xóa hoặc khởi động lại.</w:t>
+      </w:r>
+    </w:p>
+    <w:p>
+      <w:pPr>
+        <w:numPr>
+          <w:ilvl w:val="0"/>
+          <w:numId w:val="12"/>
+        </w:numPr>
+        <w:rPr>
+          <w:rFonts w:ascii="Times New Roman" w:hAnsi="Times New Roman"/>
+          <w:sz w:val="28"/>
+          <w:szCs w:val="28"/>
+        </w:rPr>
+      </w:pPr>
+      <w:r>
+        <w:rPr>
+          <w:rFonts w:ascii="Times New Roman" w:hAnsi="Times New Roman"/>
+          <w:b/>
+          <w:bCs/>
+          <w:sz w:val="28"/>
+          <w:szCs w:val="28"/>
+        </w:rPr>
+        <w:t>volumes:</w:t>
+      </w:r>
+      <w:r>
+        <w:rPr>
+          <w:rFonts w:ascii="Times New Roman" w:hAnsi="Times New Roman"/>
+          <w:sz w:val="28"/>
+          <w:szCs w:val="28"/>
+        </w:rPr>
+        <w:t>: Khai báo các vùng lưu trữ dữ liệu (volumes) dùng chung cho hệ thống, giúp cô lập dữ liệu của cơ sở dữ liệu khỏi vòng đời của container.</w:t>
       </w:r>
     </w:p>
     <w:p/>
@@ -16394,6 +16597,7 @@
     </w:p>
     <w:p>
       <w:r>
+        <w:lastRenderedPageBreak/>
         <w:drawing>
           <wp:inline distT="0" distB="0" distL="0" distR="0" wp14:anchorId="71F9B265" wp14:editId="133DC2B5">
             <wp:extent cx="4397121" cy="1813717"/>
@@ -16501,7 +16705,6 @@
           <w:sz w:val="28"/>
           <w:szCs w:val="28"/>
         </w:rPr>
-        <w:lastRenderedPageBreak/>
         <w:t>Quản lý phụ thuộc</w:t>
       </w:r>
       <w:r>
@@ -16690,7 +16893,25 @@
           <w:sz w:val="28"/>
           <w:szCs w:val="28"/>
         </w:rPr>
-        <w:t>docker build -t &lt;tên_hệ_thống&gt; .</w:t>
+        <w:t xml:space="preserve">docker build -t </w:t>
+      </w:r>
+      <w:r>
+        <w:rPr>
+          <w:rStyle w:val="HTMLCode"/>
+          <w:rFonts w:ascii="Times New Roman" w:hAnsi="Times New Roman" w:cs="Times New Roman"/>
+          <w:sz w:val="28"/>
+          <w:szCs w:val="28"/>
+        </w:rPr>
+        <w:t>nhom17</w:t>
+      </w:r>
+      <w:r>
+        <w:rPr>
+          <w:rStyle w:val="HTMLCode"/>
+          <w:rFonts w:ascii="Times New Roman" w:hAnsi="Times New Roman" w:cs="Times New Roman"/>
+          <w:sz w:val="28"/>
+          <w:szCs w:val="28"/>
+        </w:rPr>
+        <w:t xml:space="preserve"> .</w:t>
       </w:r>
       <w:r>
         <w:rPr>
@@ -16753,7 +16974,34 @@
           <w:sz w:val="28"/>
           <w:szCs w:val="28"/>
         </w:rPr>
-        <w:t>docker run -p 5000:5000 &lt;tên_hệ_thống&gt;</w:t>
+        <w:t xml:space="preserve">docker run -p </w:t>
+      </w:r>
+      <w:r>
+        <w:rPr>
+          <w:rStyle w:val="HTMLCode"/>
+          <w:rFonts w:ascii="Times New Roman" w:hAnsi="Times New Roman" w:cs="Times New Roman"/>
+          <w:sz w:val="28"/>
+          <w:szCs w:val="28"/>
+        </w:rPr>
+        <w:t>3</w:t>
+      </w:r>
+      <w:r>
+        <w:rPr>
+          <w:rStyle w:val="HTMLCode"/>
+          <w:rFonts w:ascii="Times New Roman" w:hAnsi="Times New Roman" w:cs="Times New Roman"/>
+          <w:sz w:val="28"/>
+          <w:szCs w:val="28"/>
+        </w:rPr>
+        <w:t xml:space="preserve">000:5000 </w:t>
+      </w:r>
+      <w:r>
+        <w:rPr>
+          <w:rStyle w:val="HTMLCode"/>
+          <w:rFonts w:ascii="Times New Roman" w:hAnsi="Times New Roman" w:cs="Times New Roman"/>
+          <w:sz w:val="28"/>
+          <w:szCs w:val="28"/>
+        </w:rPr>
+        <w:t>nhom17</w:t>
       </w:r>
       <w:r>
         <w:rPr>
@@ -16800,7 +17048,25 @@
           <w:sz w:val="28"/>
           <w:szCs w:val="28"/>
         </w:rPr>
-        <w:t>http://localhost:5000</w:t>
+        <w:t>http://localhost:</w:t>
+      </w:r>
+      <w:r>
+        <w:rPr>
+          <w:rStyle w:val="HTMLCode"/>
+          <w:rFonts w:ascii="Times New Roman" w:hAnsi="Times New Roman" w:cs="Times New Roman"/>
+          <w:sz w:val="28"/>
+          <w:szCs w:val="28"/>
+        </w:rPr>
+        <w:t>3</w:t>
+      </w:r>
+      <w:r>
+        <w:rPr>
+          <w:rStyle w:val="HTMLCode"/>
+          <w:rFonts w:ascii="Times New Roman" w:hAnsi="Times New Roman" w:cs="Times New Roman"/>
+          <w:sz w:val="28"/>
+          <w:szCs w:val="28"/>
+        </w:rPr>
+        <w:t>000</w:t>
       </w:r>
       <w:r>
         <w:rPr>
@@ -17724,6 +17990,155 @@
     </w:lvl>
   </w:abstractNum>
   <w:abstractNum w:abstractNumId="1" w15:restartNumberingAfterBreak="0">
+    <w:nsid w:val="196C0497"/>
+    <w:multiLevelType w:val="multilevel"/>
+    <w:tmpl w:val="66C06606"/>
+    <w:lvl w:ilvl="0">
+      <w:start w:val="1"/>
+      <w:numFmt w:val="bullet"/>
+      <w:lvlText w:val=""/>
+      <w:lvlJc w:val="left"/>
+      <w:pPr>
+        <w:tabs>
+          <w:tab w:val="num" w:pos="720"/>
+        </w:tabs>
+        <w:ind w:left="720" w:hanging="360"/>
+      </w:pPr>
+      <w:rPr>
+        <w:rFonts w:ascii="Symbol" w:hAnsi="Symbol" w:hint="default"/>
+        <w:sz w:val="20"/>
+      </w:rPr>
+    </w:lvl>
+    <w:lvl w:ilvl="1">
+      <w:start w:val="1"/>
+      <w:numFmt w:val="bullet"/>
+      <w:lvlText w:val="o"/>
+      <w:lvlJc w:val="left"/>
+      <w:pPr>
+        <w:tabs>
+          <w:tab w:val="num" w:pos="1440"/>
+        </w:tabs>
+        <w:ind w:left="1440" w:hanging="360"/>
+      </w:pPr>
+      <w:rPr>
+        <w:rFonts w:ascii="Courier New" w:hAnsi="Courier New" w:hint="default"/>
+        <w:sz w:val="20"/>
+      </w:rPr>
+    </w:lvl>
+    <w:lvl w:ilvl="2" w:tentative="1">
+      <w:start w:val="1"/>
+      <w:numFmt w:val="bullet"/>
+      <w:lvlText w:val=""/>
+      <w:lvlJc w:val="left"/>
+      <w:pPr>
+        <w:tabs>
+          <w:tab w:val="num" w:pos="2160"/>
+        </w:tabs>
+        <w:ind w:left="2160" w:hanging="360"/>
+      </w:pPr>
+      <w:rPr>
+        <w:rFonts w:ascii="Wingdings" w:hAnsi="Wingdings" w:hint="default"/>
+        <w:sz w:val="20"/>
+      </w:rPr>
+    </w:lvl>
+    <w:lvl w:ilvl="3" w:tentative="1">
+      <w:start w:val="1"/>
+      <w:numFmt w:val="bullet"/>
+      <w:lvlText w:val=""/>
+      <w:lvlJc w:val="left"/>
+      <w:pPr>
+        <w:tabs>
+          <w:tab w:val="num" w:pos="2880"/>
+        </w:tabs>
+        <w:ind w:left="2880" w:hanging="360"/>
+      </w:pPr>
+      <w:rPr>
+        <w:rFonts w:ascii="Wingdings" w:hAnsi="Wingdings" w:hint="default"/>
+        <w:sz w:val="20"/>
+      </w:rPr>
+    </w:lvl>
+    <w:lvl w:ilvl="4" w:tentative="1">
+      <w:start w:val="1"/>
+      <w:numFmt w:val="bullet"/>
+      <w:lvlText w:val=""/>
+      <w:lvlJc w:val="left"/>
+      <w:pPr>
+        <w:tabs>
+          <w:tab w:val="num" w:pos="3600"/>
+        </w:tabs>
+        <w:ind w:left="3600" w:hanging="360"/>
+      </w:pPr>
+      <w:rPr>
+        <w:rFonts w:ascii="Wingdings" w:hAnsi="Wingdings" w:hint="default"/>
+        <w:sz w:val="20"/>
+      </w:rPr>
+    </w:lvl>
+    <w:lvl w:ilvl="5" w:tentative="1">
+      <w:start w:val="1"/>
+      <w:numFmt w:val="bullet"/>
+      <w:lvlText w:val=""/>
+      <w:lvlJc w:val="left"/>
+      <w:pPr>
+        <w:tabs>
+          <w:tab w:val="num" w:pos="4320"/>
+        </w:tabs>
+        <w:ind w:left="4320" w:hanging="360"/>
+      </w:pPr>
+      <w:rPr>
+        <w:rFonts w:ascii="Wingdings" w:hAnsi="Wingdings" w:hint="default"/>
+        <w:sz w:val="20"/>
+      </w:rPr>
+    </w:lvl>
+    <w:lvl w:ilvl="6" w:tentative="1">
+      <w:start w:val="1"/>
+      <w:numFmt w:val="bullet"/>
+      <w:lvlText w:val=""/>
+      <w:lvlJc w:val="left"/>
+      <w:pPr>
+        <w:tabs>
+          <w:tab w:val="num" w:pos="5040"/>
+        </w:tabs>
+        <w:ind w:left="5040" w:hanging="360"/>
+      </w:pPr>
+      <w:rPr>
+        <w:rFonts w:ascii="Wingdings" w:hAnsi="Wingdings" w:hint="default"/>
+        <w:sz w:val="20"/>
+      </w:rPr>
+    </w:lvl>
+    <w:lvl w:ilvl="7" w:tentative="1">
+      <w:start w:val="1"/>
+      <w:numFmt w:val="bullet"/>
+      <w:lvlText w:val=""/>
+      <w:lvlJc w:val="left"/>
+      <w:pPr>
+        <w:tabs>
+          <w:tab w:val="num" w:pos="5760"/>
+        </w:tabs>
+        <w:ind w:left="5760" w:hanging="360"/>
+      </w:pPr>
+      <w:rPr>
+        <w:rFonts w:ascii="Wingdings" w:hAnsi="Wingdings" w:hint="default"/>
+        <w:sz w:val="20"/>
+      </w:rPr>
+    </w:lvl>
+    <w:lvl w:ilvl="8" w:tentative="1">
+      <w:start w:val="1"/>
+      <w:numFmt w:val="bullet"/>
+      <w:lvlText w:val=""/>
+      <w:lvlJc w:val="left"/>
+      <w:pPr>
+        <w:tabs>
+          <w:tab w:val="num" w:pos="6480"/>
+        </w:tabs>
+        <w:ind w:left="6480" w:hanging="360"/>
+      </w:pPr>
+      <w:rPr>
+        <w:rFonts w:ascii="Wingdings" w:hAnsi="Wingdings" w:hint="default"/>
+        <w:sz w:val="20"/>
+      </w:rPr>
+    </w:lvl>
+  </w:abstractNum>
+  <w:abstractNum w:abstractNumId="2" w15:restartNumberingAfterBreak="0">
     <w:nsid w:val="23C02EE8"/>
     <w:multiLevelType w:val="hybridMultilevel"/>
     <w:tmpl w:val="7C4E3992"/>
@@ -17812,7 +18227,7 @@
       </w:pPr>
     </w:lvl>
   </w:abstractNum>
-  <w:abstractNum w:abstractNumId="2" w15:restartNumberingAfterBreak="0">
+  <w:abstractNum w:abstractNumId="3" w15:restartNumberingAfterBreak="0">
     <w:nsid w:val="34F71950"/>
     <w:multiLevelType w:val="hybridMultilevel"/>
     <w:tmpl w:val="B4B2C6B6"/>
@@ -17901,7 +18316,7 @@
       </w:pPr>
     </w:lvl>
   </w:abstractNum>
-  <w:abstractNum w:abstractNumId="3" w15:restartNumberingAfterBreak="0">
+  <w:abstractNum w:abstractNumId="4" w15:restartNumberingAfterBreak="0">
     <w:nsid w:val="36DF4AD7"/>
     <w:multiLevelType w:val="multilevel"/>
     <w:tmpl w:val="F53CBFF8"/>
@@ -18023,7 +18438,7 @@
       </w:rPr>
     </w:lvl>
   </w:abstractNum>
-  <w:abstractNum w:abstractNumId="4" w15:restartNumberingAfterBreak="0">
+  <w:abstractNum w:abstractNumId="5" w15:restartNumberingAfterBreak="0">
     <w:nsid w:val="49D36366"/>
     <w:multiLevelType w:val="hybridMultilevel"/>
     <w:tmpl w:val="3D28ADEE"/>
@@ -18112,7 +18527,7 @@
       </w:pPr>
     </w:lvl>
   </w:abstractNum>
-  <w:abstractNum w:abstractNumId="5" w15:restartNumberingAfterBreak="0">
+  <w:abstractNum w:abstractNumId="6" w15:restartNumberingAfterBreak="0">
     <w:nsid w:val="4BE97D41"/>
     <w:multiLevelType w:val="hybridMultilevel"/>
     <w:tmpl w:val="E7C63026"/>
@@ -18198,7 +18613,7 @@
       </w:pPr>
     </w:lvl>
   </w:abstractNum>
-  <w:abstractNum w:abstractNumId="6" w15:restartNumberingAfterBreak="0">
+  <w:abstractNum w:abstractNumId="7" w15:restartNumberingAfterBreak="0">
     <w:nsid w:val="52497454"/>
     <w:multiLevelType w:val="multilevel"/>
     <w:tmpl w:val="DEF2AAE4"/>
@@ -18316,7 +18731,7 @@
       </w:rPr>
     </w:lvl>
   </w:abstractNum>
-  <w:abstractNum w:abstractNumId="7" w15:restartNumberingAfterBreak="0">
+  <w:abstractNum w:abstractNumId="8" w15:restartNumberingAfterBreak="0">
     <w:nsid w:val="6A2E26A0"/>
     <w:multiLevelType w:val="multilevel"/>
     <w:tmpl w:val="F6F6FBAA"/>
@@ -18465,7 +18880,7 @@
       </w:rPr>
     </w:lvl>
   </w:abstractNum>
-  <w:abstractNum w:abstractNumId="8" w15:restartNumberingAfterBreak="0">
+  <w:abstractNum w:abstractNumId="9" w15:restartNumberingAfterBreak="0">
     <w:nsid w:val="73486EDC"/>
     <w:multiLevelType w:val="hybridMultilevel"/>
     <w:tmpl w:val="4A3AF382"/>
@@ -18556,7 +18971,7 @@
       </w:pPr>
     </w:lvl>
   </w:abstractNum>
-  <w:abstractNum w:abstractNumId="9" w15:restartNumberingAfterBreak="0">
+  <w:abstractNum w:abstractNumId="10" w15:restartNumberingAfterBreak="0">
     <w:nsid w:val="7C7A33FC"/>
     <w:multiLevelType w:val="multilevel"/>
     <w:tmpl w:val="194A750E"/>
@@ -18670,22 +19085,22 @@
     </w:lvl>
   </w:abstractNum>
   <w:num w:numId="1" w16cid:durableId="1772780948">
+    <w:abstractNumId w:val="5"/>
+  </w:num>
+  <w:num w:numId="2" w16cid:durableId="51467965">
+    <w:abstractNumId w:val="9"/>
+  </w:num>
+  <w:num w:numId="3" w16cid:durableId="1716781698">
+    <w:abstractNumId w:val="2"/>
+  </w:num>
+  <w:num w:numId="4" w16cid:durableId="2032880198">
+    <w:abstractNumId w:val="3"/>
+  </w:num>
+  <w:num w:numId="5" w16cid:durableId="298000133">
     <w:abstractNumId w:val="4"/>
   </w:num>
-  <w:num w:numId="2" w16cid:durableId="51467965">
-    <w:abstractNumId w:val="8"/>
-  </w:num>
-  <w:num w:numId="3" w16cid:durableId="1716781698">
-    <w:abstractNumId w:val="1"/>
-  </w:num>
-  <w:num w:numId="4" w16cid:durableId="2032880198">
-    <w:abstractNumId w:val="2"/>
-  </w:num>
-  <w:num w:numId="5" w16cid:durableId="298000133">
-    <w:abstractNumId w:val="3"/>
-  </w:num>
   <w:num w:numId="6" w16cid:durableId="1904218047">
-    <w:abstractNumId w:val="3"/>
+    <w:abstractNumId w:val="4"/>
     <w:lvlOverride w:ilvl="0">
       <w:lvl w:ilvl="0">
         <w:start w:val="1"/>
@@ -18823,19 +19238,22 @@
     </w:lvlOverride>
   </w:num>
   <w:num w:numId="7" w16cid:durableId="2082872002">
-    <w:abstractNumId w:val="5"/>
+    <w:abstractNumId w:val="6"/>
   </w:num>
   <w:num w:numId="8" w16cid:durableId="2049910589">
-    <w:abstractNumId w:val="6"/>
+    <w:abstractNumId w:val="7"/>
   </w:num>
   <w:num w:numId="9" w16cid:durableId="329069631">
-    <w:abstractNumId w:val="9"/>
+    <w:abstractNumId w:val="10"/>
   </w:num>
   <w:num w:numId="10" w16cid:durableId="678392358">
-    <w:abstractNumId w:val="7"/>
+    <w:abstractNumId w:val="8"/>
   </w:num>
   <w:num w:numId="11" w16cid:durableId="2094862456">
     <w:abstractNumId w:val="0"/>
+  </w:num>
+  <w:num w:numId="12" w16cid:durableId="663901871">
+    <w:abstractNumId w:val="1"/>
   </w:num>
   <w:numIdMacAtCleanup w:val="8"/>
 </w:numbering>

--- a/nhom17_CNPM.docx
+++ b/nhom17_CNPM.docx
@@ -133,6 +133,7 @@
         <w:rPr>
           <w:rFonts w:ascii="Times New Roman" w:hAnsi="Times New Roman"/>
           <w:b/>
+          <w:noProof/>
         </w:rPr>
         <w:drawing>
           <wp:inline distT="0" distB="0" distL="0" distR="0" wp14:anchorId="74DE925D" wp14:editId="356C62FA">
@@ -9742,6 +9743,7 @@
         <w:ind w:left="0" w:firstLine="0"/>
       </w:pPr>
       <w:r>
+        <w:lastRenderedPageBreak/>
         <w:t xml:space="preserve"> </w:t>
       </w:r>
       <w:bookmarkStart w:id="32" w:name="_Toc232165486"/>
@@ -9752,6 +9754,254 @@
       <w:r>
         <w:t xml:space="preserve"> </w:t>
       </w:r>
+    </w:p>
+    <w:p>
+      <w:pPr>
+        <w:pStyle w:val="Heading2-TimesNewRowman"/>
+        <w:numPr>
+          <w:ilvl w:val="0"/>
+          <w:numId w:val="0"/>
+        </w:numPr>
+        <w:tabs>
+          <w:tab w:val="left" w:pos="567"/>
+        </w:tabs>
+        <w:ind w:hanging="576"/>
+        <w:jc w:val="left"/>
+        <w:outlineLvl w:val="9"/>
+        <w:rPr>
+          <w:b w:val="0"/>
+          <w:bCs w:val="0"/>
+        </w:rPr>
+      </w:pPr>
+      <w:r>
+        <w:rPr>
+          <w:b w:val="0"/>
+          <w:bCs w:val="0"/>
+        </w:rPr>
+        <w:tab/>
+      </w:r>
+      <w:r>
+        <w:rPr>
+          <w:b w:val="0"/>
+          <w:bCs w:val="0"/>
+        </w:rPr>
+        <w:t>Hệ thống quản lý công việc được phát triển theo phương pháp Agile/Scrum, sử</w:t>
+      </w:r>
+      <w:r>
+        <w:rPr>
+          <w:b w:val="0"/>
+          <w:bCs w:val="0"/>
+        </w:rPr>
+        <w:t xml:space="preserve"> </w:t>
+      </w:r>
+      <w:r>
+        <w:rPr>
+          <w:b w:val="0"/>
+          <w:bCs w:val="0"/>
+        </w:rPr>
+        <w:t>dụng Jira để đảm bảo tiến độ và minh bạch trong phân công nhiệm vụ. Cấu trúc quản lý được tổ chức như sau:</w:t>
+      </w:r>
+    </w:p>
+    <w:p>
+      <w:pPr>
+        <w:pStyle w:val="Heading2-TimesNewRowman"/>
+        <w:numPr>
+          <w:ilvl w:val="0"/>
+          <w:numId w:val="13"/>
+        </w:numPr>
+        <w:tabs>
+          <w:tab w:val="left" w:pos="567"/>
+        </w:tabs>
+        <w:ind w:left="0"/>
+        <w:jc w:val="left"/>
+        <w:outlineLvl w:val="9"/>
+        <w:rPr>
+          <w:b w:val="0"/>
+          <w:bCs w:val="0"/>
+        </w:rPr>
+      </w:pPr>
+      <w:r>
+        <w:rPr>
+          <w:b w:val="0"/>
+          <w:bCs w:val="0"/>
+        </w:rPr>
+        <w:t>Quản lý theo Sprint: Dự án được chia thành các chu kỳ phát triển (Sprint) kéo dài 2 tuần/sprint:</w:t>
+      </w:r>
+    </w:p>
+    <w:p>
+      <w:pPr>
+        <w:pStyle w:val="Heading2-TimesNewRowman"/>
+        <w:numPr>
+          <w:ilvl w:val="1"/>
+          <w:numId w:val="13"/>
+        </w:numPr>
+        <w:tabs>
+          <w:tab w:val="left" w:pos="567"/>
+        </w:tabs>
+        <w:ind w:left="0"/>
+        <w:jc w:val="left"/>
+        <w:outlineLvl w:val="9"/>
+        <w:rPr>
+          <w:b w:val="0"/>
+          <w:bCs w:val="0"/>
+        </w:rPr>
+      </w:pPr>
+      <w:r>
+        <w:rPr>
+          <w:b w:val="0"/>
+          <w:bCs w:val="0"/>
+        </w:rPr>
+        <w:t>Sprint 1</w:t>
+      </w:r>
+      <w:r>
+        <w:rPr>
+          <w:b w:val="0"/>
+          <w:bCs w:val="0"/>
+        </w:rPr>
+        <w:t xml:space="preserve">: </w:t>
+      </w:r>
+      <w:r>
+        <w:rPr>
+          <w:b w:val="0"/>
+          <w:bCs w:val="0"/>
+        </w:rPr>
+        <w:t>Tập trung vào kiến trúc cốt lõi như hệ thống xác thực (đăng nhập/đăng ký) và các chức năng quản lý công việc cơ bản.</w:t>
+      </w:r>
+    </w:p>
+    <w:p>
+      <w:pPr>
+        <w:pStyle w:val="Heading2-TimesNewRowman"/>
+        <w:numPr>
+          <w:ilvl w:val="1"/>
+          <w:numId w:val="13"/>
+        </w:numPr>
+        <w:tabs>
+          <w:tab w:val="left" w:pos="567"/>
+        </w:tabs>
+        <w:ind w:left="0"/>
+        <w:jc w:val="left"/>
+        <w:outlineLvl w:val="9"/>
+        <w:rPr>
+          <w:b w:val="0"/>
+          <w:bCs w:val="0"/>
+        </w:rPr>
+      </w:pPr>
+      <w:r>
+        <w:rPr>
+          <w:b w:val="0"/>
+          <w:bCs w:val="0"/>
+        </w:rPr>
+        <w:t>Sprint 2</w:t>
+      </w:r>
+      <w:r>
+        <w:rPr>
+          <w:b w:val="0"/>
+          <w:bCs w:val="0"/>
+        </w:rPr>
+        <w:t xml:space="preserve">: </w:t>
+      </w:r>
+      <w:r>
+        <w:rPr>
+          <w:b w:val="0"/>
+          <w:bCs w:val="0"/>
+        </w:rPr>
+        <w:t>Tập trung vào các tính năng cộng tác như quản lý nhóm, thêm thành viên và phân công nhiệm vụ.</w:t>
+      </w:r>
+    </w:p>
+    <w:p>
+      <w:pPr>
+        <w:pStyle w:val="Heading2-TimesNewRowman"/>
+        <w:numPr>
+          <w:ilvl w:val="0"/>
+          <w:numId w:val="13"/>
+        </w:numPr>
+        <w:tabs>
+          <w:tab w:val="left" w:pos="567"/>
+        </w:tabs>
+        <w:ind w:left="0"/>
+        <w:jc w:val="left"/>
+        <w:outlineLvl w:val="9"/>
+        <w:rPr>
+          <w:b w:val="0"/>
+          <w:bCs w:val="0"/>
+        </w:rPr>
+      </w:pPr>
+      <w:r>
+        <w:rPr>
+          <w:b w:val="0"/>
+          <w:bCs w:val="0"/>
+        </w:rPr>
+        <w:t>Phân loại Issue: Mỗi hạng mục được định nghĩa rõ ràng:</w:t>
+      </w:r>
+    </w:p>
+    <w:p>
+      <w:pPr>
+        <w:pStyle w:val="Heading2-TimesNewRowman"/>
+        <w:numPr>
+          <w:ilvl w:val="1"/>
+          <w:numId w:val="13"/>
+        </w:numPr>
+        <w:tabs>
+          <w:tab w:val="left" w:pos="567"/>
+        </w:tabs>
+        <w:ind w:left="0"/>
+        <w:jc w:val="left"/>
+        <w:outlineLvl w:val="9"/>
+        <w:rPr>
+          <w:b w:val="0"/>
+          <w:bCs w:val="0"/>
+        </w:rPr>
+      </w:pPr>
+      <w:r>
+        <w:rPr>
+          <w:b w:val="0"/>
+          <w:bCs w:val="0"/>
+        </w:rPr>
+        <w:t>Các công việc (Tasks) được liệt kê chi tiết trong từng Sprint, đảm bảo mỗi thành viên đều nắm rõ khối lượng công việc cần hoàn thành.</w:t>
+      </w:r>
+    </w:p>
+    <w:p>
+      <w:pPr>
+        <w:pStyle w:val="Heading2-TimesNewRowman"/>
+        <w:numPr>
+          <w:ilvl w:val="1"/>
+          <w:numId w:val="13"/>
+        </w:numPr>
+        <w:tabs>
+          <w:tab w:val="left" w:pos="567"/>
+        </w:tabs>
+        <w:ind w:left="0"/>
+        <w:jc w:val="left"/>
+        <w:outlineLvl w:val="9"/>
+        <w:rPr>
+          <w:b w:val="0"/>
+          <w:bCs w:val="0"/>
+        </w:rPr>
+      </w:pPr>
+      <w:r>
+        <w:rPr>
+          <w:b w:val="0"/>
+          <w:bCs w:val="0"/>
+        </w:rPr>
+        <w:t>Trạng thái công việc được theo dõi qua quy trình: To Do (Chưa thực hiện) → In Progress (Đang thực hiện) → Done (Hoàn thành).</w:t>
+      </w:r>
+    </w:p>
+    <w:p>
+      <w:pPr>
+        <w:pStyle w:val="Heading2-TimesNewRowman"/>
+        <w:numPr>
+          <w:ilvl w:val="0"/>
+          <w:numId w:val="0"/>
+        </w:numPr>
+        <w:tabs>
+          <w:tab w:val="left" w:pos="567"/>
+        </w:tabs>
+        <w:outlineLvl w:val="9"/>
+        <w:rPr>
+          <w:b w:val="0"/>
+          <w:bCs w:val="0"/>
+        </w:rPr>
+      </w:pPr>
     </w:p>
     <w:p>
       <w:pPr>
@@ -9836,14 +10086,7 @@
         <w:rPr>
           <w:rFonts w:ascii="Times New Roman" w:hAnsi="Times New Roman"/>
         </w:rPr>
-        <w:t xml:space="preserve">Jira cũng hỗ trợ các báo cáo như Sprint Report và Burndown Chart để theo dõi khối lượng công việc còn lại và đánh giá khả năng hoàn thành dự án đúng hạn. Nhờ việc </w:t>
-      </w:r>
-      <w:r>
-        <w:rPr>
-          <w:rFonts w:ascii="Times New Roman" w:hAnsi="Times New Roman"/>
-        </w:rPr>
-        <w:lastRenderedPageBreak/>
-        <w:t xml:space="preserve">theo dõi tiến độ liên tục, nhóm có thể kiểm soát tốt quá trình phát triển, hạn chế rủi ro và </w:t>
+        <w:t xml:space="preserve">Jira cũng hỗ trợ các báo cáo như Sprint Report và Burndown Chart để theo dõi khối lượng công việc còn lại và đánh giá khả năng hoàn thành dự án đúng hạn. Nhờ việc theo dõi tiến độ liên tục, nhóm có thể kiểm soát tốt quá trình phát triển, hạn chế rủi ro và </w:t>
       </w:r>
       <w:r>
         <w:rPr>
@@ -12537,6 +12780,622 @@
           <w:szCs w:val="26"/>
         </w:rPr>
         <w:t>ới dạng biểu đồ và bảng dữ liệu nhằm hỗ trợ việc giám sát và đánh giá hiệu quả hoạt động của hệ thống.</w:t>
+      </w:r>
+    </w:p>
+    <w:p>
+      <w:pPr>
+        <w:pStyle w:val="NormalWeb"/>
+        <w:spacing w:before="0" w:beforeAutospacing="0" w:after="0" w:afterAutospacing="0" w:line="360" w:lineRule="auto"/>
+        <w:jc w:val="center"/>
+        <w:rPr>
+          <w:sz w:val="26"/>
+          <w:szCs w:val="26"/>
+        </w:rPr>
+      </w:pPr>
+      <w:r>
+        <w:rPr>
+          <w:noProof/>
+          <w:sz w:val="26"/>
+          <w:szCs w:val="26"/>
+        </w:rPr>
+        <w:drawing>
+          <wp:inline distT="0" distB="0" distL="0" distR="0" wp14:anchorId="025A487E" wp14:editId="72B194ED">
+            <wp:extent cx="3491345" cy="1907694"/>
+            <wp:effectExtent l="0" t="0" r="0" b="0"/>
+            <wp:docPr id="1560094208" name="Picture 9"/>
+            <wp:cNvGraphicFramePr>
+              <a:graphicFrameLocks xmlns:a="http://schemas.openxmlformats.org/drawingml/2006/main" noChangeAspect="1"/>
+            </wp:cNvGraphicFramePr>
+            <a:graphic xmlns:a="http://schemas.openxmlformats.org/drawingml/2006/main">
+              <a:graphicData uri="http://schemas.openxmlformats.org/drawingml/2006/picture">
+                <pic:pic xmlns:pic="http://schemas.openxmlformats.org/drawingml/2006/picture">
+                  <pic:nvPicPr>
+                    <pic:cNvPr id="1560094208" name="Picture 1560094208"/>
+                    <pic:cNvPicPr/>
+                  </pic:nvPicPr>
+                  <pic:blipFill>
+                    <a:blip r:embed="rId15" cstate="print">
+                      <a:extLst>
+                        <a:ext uri="{28A0092B-C50C-407E-A947-70E740481C1C}">
+                          <a14:useLocalDpi xmlns:a14="http://schemas.microsoft.com/office/drawing/2010/main" val="0"/>
+                        </a:ext>
+                      </a:extLst>
+                    </a:blip>
+                    <a:stretch>
+                      <a:fillRect/>
+                    </a:stretch>
+                  </pic:blipFill>
+                  <pic:spPr>
+                    <a:xfrm>
+                      <a:off x="0" y="0"/>
+                      <a:ext cx="3509157" cy="1917427"/>
+                    </a:xfrm>
+                    <a:prstGeom prst="rect">
+                      <a:avLst/>
+                    </a:prstGeom>
+                  </pic:spPr>
+                </pic:pic>
+              </a:graphicData>
+            </a:graphic>
+          </wp:inline>
+        </w:drawing>
+      </w:r>
+    </w:p>
+    <w:p>
+      <w:pPr>
+        <w:pStyle w:val="NormalWeb"/>
+        <w:spacing w:before="0" w:beforeAutospacing="0" w:after="0" w:afterAutospacing="0" w:line="360" w:lineRule="auto"/>
+        <w:rPr>
+          <w:sz w:val="26"/>
+          <w:szCs w:val="26"/>
+        </w:rPr>
+      </w:pPr>
+    </w:p>
+    <w:p>
+      <w:pPr>
+        <w:pStyle w:val="NormalWeb"/>
+        <w:spacing w:before="0" w:beforeAutospacing="0" w:after="0" w:afterAutospacing="0" w:line="360" w:lineRule="auto"/>
+        <w:rPr>
+          <w:sz w:val="26"/>
+          <w:szCs w:val="26"/>
+        </w:rPr>
+      </w:pPr>
+    </w:p>
+    <w:p>
+      <w:pPr>
+        <w:pStyle w:val="NormalWeb"/>
+        <w:spacing w:before="0" w:beforeAutospacing="0" w:after="0" w:afterAutospacing="0" w:line="360" w:lineRule="auto"/>
+        <w:jc w:val="center"/>
+        <w:rPr>
+          <w:sz w:val="26"/>
+          <w:szCs w:val="26"/>
+        </w:rPr>
+      </w:pPr>
+      <w:r>
+        <w:rPr>
+          <w:noProof/>
+          <w:sz w:val="26"/>
+          <w:szCs w:val="26"/>
+        </w:rPr>
+        <w:drawing>
+          <wp:inline distT="0" distB="0" distL="0" distR="0" wp14:anchorId="4099F0AC" wp14:editId="0863AB5C">
+            <wp:extent cx="3491230" cy="1895316"/>
+            <wp:effectExtent l="0" t="0" r="0" b="0"/>
+            <wp:docPr id="1754111309" name="Picture 10"/>
+            <wp:cNvGraphicFramePr>
+              <a:graphicFrameLocks xmlns:a="http://schemas.openxmlformats.org/drawingml/2006/main" noChangeAspect="1"/>
+            </wp:cNvGraphicFramePr>
+            <a:graphic xmlns:a="http://schemas.openxmlformats.org/drawingml/2006/main">
+              <a:graphicData uri="http://schemas.openxmlformats.org/drawingml/2006/picture">
+                <pic:pic xmlns:pic="http://schemas.openxmlformats.org/drawingml/2006/picture">
+                  <pic:nvPicPr>
+                    <pic:cNvPr id="1754111309" name="Picture 1754111309"/>
+                    <pic:cNvPicPr/>
+                  </pic:nvPicPr>
+                  <pic:blipFill>
+                    <a:blip r:embed="rId16" cstate="print">
+                      <a:extLst>
+                        <a:ext uri="{28A0092B-C50C-407E-A947-70E740481C1C}">
+                          <a14:useLocalDpi xmlns:a14="http://schemas.microsoft.com/office/drawing/2010/main" val="0"/>
+                        </a:ext>
+                      </a:extLst>
+                    </a:blip>
+                    <a:stretch>
+                      <a:fillRect/>
+                    </a:stretch>
+                  </pic:blipFill>
+                  <pic:spPr>
+                    <a:xfrm>
+                      <a:off x="0" y="0"/>
+                      <a:ext cx="3512599" cy="1906917"/>
+                    </a:xfrm>
+                    <a:prstGeom prst="rect">
+                      <a:avLst/>
+                    </a:prstGeom>
+                  </pic:spPr>
+                </pic:pic>
+              </a:graphicData>
+            </a:graphic>
+          </wp:inline>
+        </w:drawing>
+      </w:r>
+    </w:p>
+    <w:p>
+      <w:pPr>
+        <w:pStyle w:val="NormalWeb"/>
+        <w:spacing w:before="0" w:beforeAutospacing="0" w:after="0" w:afterAutospacing="0" w:line="360" w:lineRule="auto"/>
+        <w:rPr>
+          <w:sz w:val="26"/>
+          <w:szCs w:val="26"/>
+        </w:rPr>
+      </w:pPr>
+    </w:p>
+    <w:p>
+      <w:pPr>
+        <w:pStyle w:val="NormalWeb"/>
+        <w:spacing w:before="0" w:beforeAutospacing="0" w:after="0" w:afterAutospacing="0" w:line="360" w:lineRule="auto"/>
+        <w:rPr>
+          <w:sz w:val="26"/>
+          <w:szCs w:val="26"/>
+        </w:rPr>
+      </w:pPr>
+    </w:p>
+    <w:p>
+      <w:pPr>
+        <w:pStyle w:val="NormalWeb"/>
+        <w:spacing w:before="0" w:beforeAutospacing="0" w:after="0" w:afterAutospacing="0" w:line="360" w:lineRule="auto"/>
+        <w:jc w:val="center"/>
+        <w:rPr>
+          <w:sz w:val="26"/>
+          <w:szCs w:val="26"/>
+        </w:rPr>
+      </w:pPr>
+      <w:r>
+        <w:rPr>
+          <w:noProof/>
+          <w:sz w:val="26"/>
+          <w:szCs w:val="26"/>
+        </w:rPr>
+        <w:drawing>
+          <wp:inline distT="0" distB="0" distL="0" distR="0" wp14:anchorId="4AF94F09" wp14:editId="3A988644">
+            <wp:extent cx="3492766" cy="1891145"/>
+            <wp:effectExtent l="0" t="0" r="0" b="0"/>
+            <wp:docPr id="662579406" name="Picture 11"/>
+            <wp:cNvGraphicFramePr>
+              <a:graphicFrameLocks xmlns:a="http://schemas.openxmlformats.org/drawingml/2006/main" noChangeAspect="1"/>
+            </wp:cNvGraphicFramePr>
+            <a:graphic xmlns:a="http://schemas.openxmlformats.org/drawingml/2006/main">
+              <a:graphicData uri="http://schemas.openxmlformats.org/drawingml/2006/picture">
+                <pic:pic xmlns:pic="http://schemas.openxmlformats.org/drawingml/2006/picture">
+                  <pic:nvPicPr>
+                    <pic:cNvPr id="662579406" name="Picture 662579406"/>
+                    <pic:cNvPicPr/>
+                  </pic:nvPicPr>
+                  <pic:blipFill>
+                    <a:blip r:embed="rId17" cstate="print">
+                      <a:extLst>
+                        <a:ext uri="{28A0092B-C50C-407E-A947-70E740481C1C}">
+                          <a14:useLocalDpi xmlns:a14="http://schemas.microsoft.com/office/drawing/2010/main" val="0"/>
+                        </a:ext>
+                      </a:extLst>
+                    </a:blip>
+                    <a:stretch>
+                      <a:fillRect/>
+                    </a:stretch>
+                  </pic:blipFill>
+                  <pic:spPr>
+                    <a:xfrm>
+                      <a:off x="0" y="0"/>
+                      <a:ext cx="3514244" cy="1902774"/>
+                    </a:xfrm>
+                    <a:prstGeom prst="rect">
+                      <a:avLst/>
+                    </a:prstGeom>
+                  </pic:spPr>
+                </pic:pic>
+              </a:graphicData>
+            </a:graphic>
+          </wp:inline>
+        </w:drawing>
+      </w:r>
+    </w:p>
+    <w:p>
+      <w:pPr>
+        <w:pStyle w:val="NormalWeb"/>
+        <w:spacing w:before="0" w:beforeAutospacing="0" w:after="0" w:afterAutospacing="0" w:line="360" w:lineRule="auto"/>
+        <w:rPr>
+          <w:sz w:val="26"/>
+          <w:szCs w:val="26"/>
+        </w:rPr>
+      </w:pPr>
+    </w:p>
+    <w:p>
+      <w:pPr>
+        <w:pStyle w:val="NormalWeb"/>
+        <w:spacing w:before="0" w:beforeAutospacing="0" w:after="0" w:afterAutospacing="0" w:line="360" w:lineRule="auto"/>
+        <w:jc w:val="center"/>
+        <w:rPr>
+          <w:sz w:val="26"/>
+          <w:szCs w:val="26"/>
+        </w:rPr>
+      </w:pPr>
+      <w:r>
+        <w:rPr>
+          <w:noProof/>
+          <w:sz w:val="26"/>
+          <w:szCs w:val="26"/>
+        </w:rPr>
+        <w:lastRenderedPageBreak/>
+        <w:drawing>
+          <wp:inline distT="0" distB="0" distL="0" distR="0" wp14:anchorId="2B0F993F" wp14:editId="73590EC5">
+            <wp:extent cx="3491230" cy="1877998"/>
+            <wp:effectExtent l="0" t="0" r="0" b="8255"/>
+            <wp:docPr id="259372407" name="Picture 12"/>
+            <wp:cNvGraphicFramePr>
+              <a:graphicFrameLocks xmlns:a="http://schemas.openxmlformats.org/drawingml/2006/main" noChangeAspect="1"/>
+            </wp:cNvGraphicFramePr>
+            <a:graphic xmlns:a="http://schemas.openxmlformats.org/drawingml/2006/main">
+              <a:graphicData uri="http://schemas.openxmlformats.org/drawingml/2006/picture">
+                <pic:pic xmlns:pic="http://schemas.openxmlformats.org/drawingml/2006/picture">
+                  <pic:nvPicPr>
+                    <pic:cNvPr id="259372407" name="Picture 259372407"/>
+                    <pic:cNvPicPr/>
+                  </pic:nvPicPr>
+                  <pic:blipFill>
+                    <a:blip r:embed="rId18" cstate="print">
+                      <a:extLst>
+                        <a:ext uri="{28A0092B-C50C-407E-A947-70E740481C1C}">
+                          <a14:useLocalDpi xmlns:a14="http://schemas.microsoft.com/office/drawing/2010/main" val="0"/>
+                        </a:ext>
+                      </a:extLst>
+                    </a:blip>
+                    <a:stretch>
+                      <a:fillRect/>
+                    </a:stretch>
+                  </pic:blipFill>
+                  <pic:spPr>
+                    <a:xfrm>
+                      <a:off x="0" y="0"/>
+                      <a:ext cx="3520062" cy="1893508"/>
+                    </a:xfrm>
+                    <a:prstGeom prst="rect">
+                      <a:avLst/>
+                    </a:prstGeom>
+                  </pic:spPr>
+                </pic:pic>
+              </a:graphicData>
+            </a:graphic>
+          </wp:inline>
+        </w:drawing>
+      </w:r>
+    </w:p>
+    <w:p>
+      <w:pPr>
+        <w:pStyle w:val="NormalWeb"/>
+        <w:spacing w:before="0" w:beforeAutospacing="0" w:after="0" w:afterAutospacing="0" w:line="360" w:lineRule="auto"/>
+        <w:rPr>
+          <w:sz w:val="26"/>
+          <w:szCs w:val="26"/>
+        </w:rPr>
+      </w:pPr>
+    </w:p>
+    <w:p>
+      <w:pPr>
+        <w:pStyle w:val="NormalWeb"/>
+        <w:spacing w:before="0" w:beforeAutospacing="0" w:after="0" w:afterAutospacing="0" w:line="360" w:lineRule="auto"/>
+        <w:rPr>
+          <w:sz w:val="26"/>
+          <w:szCs w:val="26"/>
+        </w:rPr>
+      </w:pPr>
+    </w:p>
+    <w:p>
+      <w:pPr>
+        <w:pStyle w:val="NormalWeb"/>
+        <w:spacing w:before="0" w:beforeAutospacing="0" w:after="0" w:afterAutospacing="0" w:line="360" w:lineRule="auto"/>
+        <w:rPr>
+          <w:sz w:val="26"/>
+          <w:szCs w:val="26"/>
+        </w:rPr>
+      </w:pPr>
+    </w:p>
+    <w:p>
+      <w:pPr>
+        <w:pStyle w:val="NormalWeb"/>
+        <w:spacing w:before="0" w:beforeAutospacing="0" w:after="0" w:afterAutospacing="0" w:line="360" w:lineRule="auto"/>
+        <w:jc w:val="center"/>
+        <w:rPr>
+          <w:sz w:val="26"/>
+          <w:szCs w:val="26"/>
+        </w:rPr>
+      </w:pPr>
+      <w:r>
+        <w:rPr>
+          <w:noProof/>
+          <w:sz w:val="26"/>
+          <w:szCs w:val="26"/>
+        </w:rPr>
+        <w:drawing>
+          <wp:inline distT="0" distB="0" distL="0" distR="0" wp14:anchorId="3FA7B8D1" wp14:editId="5A867590">
+            <wp:extent cx="3525981" cy="1897858"/>
+            <wp:effectExtent l="0" t="0" r="0" b="7620"/>
+            <wp:docPr id="406329404" name="Picture 13"/>
+            <wp:cNvGraphicFramePr>
+              <a:graphicFrameLocks xmlns:a="http://schemas.openxmlformats.org/drawingml/2006/main" noChangeAspect="1"/>
+            </wp:cNvGraphicFramePr>
+            <a:graphic xmlns:a="http://schemas.openxmlformats.org/drawingml/2006/main">
+              <a:graphicData uri="http://schemas.openxmlformats.org/drawingml/2006/picture">
+                <pic:pic xmlns:pic="http://schemas.openxmlformats.org/drawingml/2006/picture">
+                  <pic:nvPicPr>
+                    <pic:cNvPr id="406329404" name="Picture 406329404"/>
+                    <pic:cNvPicPr/>
+                  </pic:nvPicPr>
+                  <pic:blipFill>
+                    <a:blip r:embed="rId19" cstate="print">
+                      <a:extLst>
+                        <a:ext uri="{28A0092B-C50C-407E-A947-70E740481C1C}">
+                          <a14:useLocalDpi xmlns:a14="http://schemas.microsoft.com/office/drawing/2010/main" val="0"/>
+                        </a:ext>
+                      </a:extLst>
+                    </a:blip>
+                    <a:stretch>
+                      <a:fillRect/>
+                    </a:stretch>
+                  </pic:blipFill>
+                  <pic:spPr>
+                    <a:xfrm>
+                      <a:off x="0" y="0"/>
+                      <a:ext cx="3556199" cy="1914123"/>
+                    </a:xfrm>
+                    <a:prstGeom prst="rect">
+                      <a:avLst/>
+                    </a:prstGeom>
+                  </pic:spPr>
+                </pic:pic>
+              </a:graphicData>
+            </a:graphic>
+          </wp:inline>
+        </w:drawing>
+      </w:r>
+    </w:p>
+    <w:p>
+      <w:pPr>
+        <w:pStyle w:val="NormalWeb"/>
+        <w:spacing w:before="0" w:beforeAutospacing="0" w:after="0" w:afterAutospacing="0" w:line="360" w:lineRule="auto"/>
+        <w:rPr>
+          <w:sz w:val="26"/>
+          <w:szCs w:val="26"/>
+        </w:rPr>
+      </w:pPr>
+    </w:p>
+    <w:p>
+      <w:pPr>
+        <w:pStyle w:val="NormalWeb"/>
+        <w:spacing w:before="0" w:beforeAutospacing="0" w:after="0" w:afterAutospacing="0" w:line="360" w:lineRule="auto"/>
+        <w:rPr>
+          <w:sz w:val="26"/>
+          <w:szCs w:val="26"/>
+        </w:rPr>
+      </w:pPr>
+    </w:p>
+    <w:p>
+      <w:pPr>
+        <w:pStyle w:val="NormalWeb"/>
+        <w:spacing w:before="0" w:beforeAutospacing="0" w:after="0" w:afterAutospacing="0" w:line="360" w:lineRule="auto"/>
+        <w:jc w:val="center"/>
+        <w:rPr>
+          <w:sz w:val="26"/>
+          <w:szCs w:val="26"/>
+        </w:rPr>
+      </w:pPr>
+      <w:r>
+        <w:rPr>
+          <w:noProof/>
+          <w:sz w:val="26"/>
+          <w:szCs w:val="26"/>
+        </w:rPr>
+        <w:drawing>
+          <wp:inline distT="0" distB="0" distL="0" distR="0" wp14:anchorId="52FED53D" wp14:editId="03687CC0">
+            <wp:extent cx="3553690" cy="1922173"/>
+            <wp:effectExtent l="0" t="0" r="8890" b="1905"/>
+            <wp:docPr id="420210472" name="Picture 14"/>
+            <wp:cNvGraphicFramePr>
+              <a:graphicFrameLocks xmlns:a="http://schemas.openxmlformats.org/drawingml/2006/main" noChangeAspect="1"/>
+            </wp:cNvGraphicFramePr>
+            <a:graphic xmlns:a="http://schemas.openxmlformats.org/drawingml/2006/main">
+              <a:graphicData uri="http://schemas.openxmlformats.org/drawingml/2006/picture">
+                <pic:pic xmlns:pic="http://schemas.openxmlformats.org/drawingml/2006/picture">
+                  <pic:nvPicPr>
+                    <pic:cNvPr id="420210472" name="Picture 420210472"/>
+                    <pic:cNvPicPr/>
+                  </pic:nvPicPr>
+                  <pic:blipFill>
+                    <a:blip r:embed="rId20" cstate="print">
+                      <a:extLst>
+                        <a:ext uri="{28A0092B-C50C-407E-A947-70E740481C1C}">
+                          <a14:useLocalDpi xmlns:a14="http://schemas.microsoft.com/office/drawing/2010/main" val="0"/>
+                        </a:ext>
+                      </a:extLst>
+                    </a:blip>
+                    <a:stretch>
+                      <a:fillRect/>
+                    </a:stretch>
+                  </pic:blipFill>
+                  <pic:spPr>
+                    <a:xfrm>
+                      <a:off x="0" y="0"/>
+                      <a:ext cx="3573117" cy="1932681"/>
+                    </a:xfrm>
+                    <a:prstGeom prst="rect">
+                      <a:avLst/>
+                    </a:prstGeom>
+                  </pic:spPr>
+                </pic:pic>
+              </a:graphicData>
+            </a:graphic>
+          </wp:inline>
+        </w:drawing>
+      </w:r>
+    </w:p>
+    <w:p>
+      <w:pPr>
+        <w:pStyle w:val="NormalWeb"/>
+        <w:spacing w:before="0" w:beforeAutospacing="0" w:after="0" w:afterAutospacing="0" w:line="360" w:lineRule="auto"/>
+        <w:rPr>
+          <w:sz w:val="26"/>
+          <w:szCs w:val="26"/>
+        </w:rPr>
+      </w:pPr>
+    </w:p>
+    <w:p>
+      <w:pPr>
+        <w:pStyle w:val="NormalWeb"/>
+        <w:spacing w:before="0" w:beforeAutospacing="0" w:after="0" w:afterAutospacing="0" w:line="360" w:lineRule="auto"/>
+        <w:rPr>
+          <w:sz w:val="26"/>
+          <w:szCs w:val="26"/>
+        </w:rPr>
+      </w:pPr>
+    </w:p>
+    <w:p>
+      <w:pPr>
+        <w:pStyle w:val="NormalWeb"/>
+        <w:spacing w:before="0" w:beforeAutospacing="0" w:after="0" w:afterAutospacing="0" w:line="360" w:lineRule="auto"/>
+        <w:jc w:val="center"/>
+        <w:rPr>
+          <w:sz w:val="26"/>
+          <w:szCs w:val="26"/>
+        </w:rPr>
+      </w:pPr>
+      <w:r>
+        <w:rPr>
+          <w:noProof/>
+          <w:sz w:val="26"/>
+          <w:szCs w:val="26"/>
+        </w:rPr>
+        <w:lastRenderedPageBreak/>
+        <w:drawing>
+          <wp:inline distT="0" distB="0" distL="0" distR="0" wp14:anchorId="09522D4E" wp14:editId="318B041D">
+            <wp:extent cx="3044662" cy="3636818"/>
+            <wp:effectExtent l="0" t="0" r="3810" b="1905"/>
+            <wp:docPr id="800652423" name="Picture 16"/>
+            <wp:cNvGraphicFramePr>
+              <a:graphicFrameLocks xmlns:a="http://schemas.openxmlformats.org/drawingml/2006/main" noChangeAspect="1"/>
+            </wp:cNvGraphicFramePr>
+            <a:graphic xmlns:a="http://schemas.openxmlformats.org/drawingml/2006/main">
+              <a:graphicData uri="http://schemas.openxmlformats.org/drawingml/2006/picture">
+                <pic:pic xmlns:pic="http://schemas.openxmlformats.org/drawingml/2006/picture">
+                  <pic:nvPicPr>
+                    <pic:cNvPr id="800652423" name="Picture 800652423"/>
+                    <pic:cNvPicPr/>
+                  </pic:nvPicPr>
+                  <pic:blipFill>
+                    <a:blip r:embed="rId21">
+                      <a:extLst>
+                        <a:ext uri="{28A0092B-C50C-407E-A947-70E740481C1C}">
+                          <a14:useLocalDpi xmlns:a14="http://schemas.microsoft.com/office/drawing/2010/main" val="0"/>
+                        </a:ext>
+                      </a:extLst>
+                    </a:blip>
+                    <a:stretch>
+                      <a:fillRect/>
+                    </a:stretch>
+                  </pic:blipFill>
+                  <pic:spPr>
+                    <a:xfrm>
+                      <a:off x="0" y="0"/>
+                      <a:ext cx="3054060" cy="3648044"/>
+                    </a:xfrm>
+                    <a:prstGeom prst="rect">
+                      <a:avLst/>
+                    </a:prstGeom>
+                  </pic:spPr>
+                </pic:pic>
+              </a:graphicData>
+            </a:graphic>
+          </wp:inline>
+        </w:drawing>
+      </w:r>
+    </w:p>
+    <w:p>
+      <w:pPr>
+        <w:pStyle w:val="NormalWeb"/>
+        <w:spacing w:before="0" w:beforeAutospacing="0" w:after="0" w:afterAutospacing="0" w:line="360" w:lineRule="auto"/>
+        <w:jc w:val="center"/>
+        <w:rPr>
+          <w:sz w:val="26"/>
+          <w:szCs w:val="26"/>
+        </w:rPr>
+      </w:pPr>
+    </w:p>
+    <w:p>
+      <w:pPr>
+        <w:pStyle w:val="NormalWeb"/>
+        <w:spacing w:before="0" w:beforeAutospacing="0" w:after="0" w:afterAutospacing="0" w:line="360" w:lineRule="auto"/>
+        <w:jc w:val="center"/>
+        <w:rPr>
+          <w:sz w:val="26"/>
+          <w:szCs w:val="26"/>
+        </w:rPr>
+      </w:pPr>
+    </w:p>
+    <w:p>
+      <w:pPr>
+        <w:pStyle w:val="NormalWeb"/>
+        <w:spacing w:before="0" w:beforeAutospacing="0" w:after="0" w:afterAutospacing="0" w:line="360" w:lineRule="auto"/>
+        <w:jc w:val="center"/>
+        <w:rPr>
+          <w:sz w:val="26"/>
+          <w:szCs w:val="26"/>
+        </w:rPr>
+      </w:pPr>
+      <w:r>
+        <w:rPr>
+          <w:noProof/>
+          <w:sz w:val="26"/>
+          <w:szCs w:val="26"/>
+        </w:rPr>
+        <w:drawing>
+          <wp:inline distT="0" distB="0" distL="0" distR="0" wp14:anchorId="286A7C42" wp14:editId="7B7CBBB1">
+            <wp:extent cx="2996564" cy="4204855"/>
+            <wp:effectExtent l="0" t="0" r="0" b="5715"/>
+            <wp:docPr id="522239817" name="Picture 15"/>
+            <wp:cNvGraphicFramePr>
+              <a:graphicFrameLocks xmlns:a="http://schemas.openxmlformats.org/drawingml/2006/main" noChangeAspect="1"/>
+            </wp:cNvGraphicFramePr>
+            <a:graphic xmlns:a="http://schemas.openxmlformats.org/drawingml/2006/main">
+              <a:graphicData uri="http://schemas.openxmlformats.org/drawingml/2006/picture">
+                <pic:pic xmlns:pic="http://schemas.openxmlformats.org/drawingml/2006/picture">
+                  <pic:nvPicPr>
+                    <pic:cNvPr id="522239817" name="Picture 522239817"/>
+                    <pic:cNvPicPr/>
+                  </pic:nvPicPr>
+                  <pic:blipFill>
+                    <a:blip r:embed="rId22">
+                      <a:extLst>
+                        <a:ext uri="{28A0092B-C50C-407E-A947-70E740481C1C}">
+                          <a14:useLocalDpi xmlns:a14="http://schemas.microsoft.com/office/drawing/2010/main" val="0"/>
+                        </a:ext>
+                      </a:extLst>
+                    </a:blip>
+                    <a:stretch>
+                      <a:fillRect/>
+                    </a:stretch>
+                  </pic:blipFill>
+                  <pic:spPr>
+                    <a:xfrm>
+                      <a:off x="0" y="0"/>
+                      <a:ext cx="3006146" cy="4218301"/>
+                    </a:xfrm>
+                    <a:prstGeom prst="rect">
+                      <a:avLst/>
+                    </a:prstGeom>
+                  </pic:spPr>
+                </pic:pic>
+              </a:graphicData>
+            </a:graphic>
+          </wp:inline>
+        </w:drawing>
       </w:r>
     </w:p>
     <w:p>
@@ -16188,6 +17047,9 @@
     </w:p>
     <w:p>
       <w:r>
+        <w:rPr>
+          <w:noProof/>
+        </w:rPr>
         <w:lastRenderedPageBreak/>
         <w:drawing>
           <wp:inline distT="0" distB="0" distL="0" distR="0" wp14:anchorId="4D825533" wp14:editId="1F23D0AB">
@@ -16205,7 +17067,7 @@
                     <pic:cNvPicPr/>
                   </pic:nvPicPr>
                   <pic:blipFill>
-                    <a:blip r:embed="rId15"/>
+                    <a:blip r:embed="rId23"/>
                     <a:stretch>
                       <a:fillRect/>
                     </a:stretch>
@@ -16597,6 +17459,9 @@
     </w:p>
     <w:p>
       <w:r>
+        <w:rPr>
+          <w:noProof/>
+        </w:rPr>
         <w:lastRenderedPageBreak/>
         <w:drawing>
           <wp:inline distT="0" distB="0" distL="0" distR="0" wp14:anchorId="71F9B265" wp14:editId="133DC2B5">
@@ -16614,7 +17479,7 @@
                     <pic:cNvPicPr/>
                   </pic:nvPicPr>
                   <pic:blipFill>
-                    <a:blip r:embed="rId16"/>
+                    <a:blip r:embed="rId24"/>
                     <a:stretch>
                       <a:fillRect/>
                     </a:stretch>
@@ -17664,8 +18529,8 @@
       </w:r>
     </w:p>
     <w:sectPr>
-      <w:headerReference w:type="default" r:id="rId17"/>
-      <w:footerReference w:type="default" r:id="rId18"/>
+      <w:headerReference w:type="default" r:id="rId25"/>
+      <w:footerReference w:type="default" r:id="rId26"/>
       <w:pgSz w:w="11907" w:h="16840" w:code="9"/>
       <w:pgMar w:top="1134" w:right="1134" w:bottom="1134" w:left="1701" w:header="720" w:footer="720" w:gutter="0"/>
       <w:pgNumType w:start="1"/>
@@ -18732,9 +19597,9 @@
     </w:lvl>
   </w:abstractNum>
   <w:abstractNum w:abstractNumId="8" w15:restartNumberingAfterBreak="0">
-    <w:nsid w:val="6A2E26A0"/>
+    <w:nsid w:val="5BCB3BB1"/>
     <w:multiLevelType w:val="multilevel"/>
-    <w:tmpl w:val="F6F6FBAA"/>
+    <w:tmpl w:val="524CA630"/>
     <w:lvl w:ilvl="0">
       <w:start w:val="1"/>
       <w:numFmt w:val="bullet"/>
@@ -18767,7 +19632,7 @@
         <w:sz w:val="20"/>
       </w:rPr>
     </w:lvl>
-    <w:lvl w:ilvl="2" w:tentative="1">
+    <w:lvl w:ilvl="2">
       <w:start w:val="1"/>
       <w:numFmt w:val="bullet"/>
       <w:lvlText w:val=""/>
@@ -18881,6 +19746,155 @@
     </w:lvl>
   </w:abstractNum>
   <w:abstractNum w:abstractNumId="9" w15:restartNumberingAfterBreak="0">
+    <w:nsid w:val="6A2E26A0"/>
+    <w:multiLevelType w:val="multilevel"/>
+    <w:tmpl w:val="F6F6FBAA"/>
+    <w:lvl w:ilvl="0">
+      <w:start w:val="1"/>
+      <w:numFmt w:val="bullet"/>
+      <w:lvlText w:val=""/>
+      <w:lvlJc w:val="left"/>
+      <w:pPr>
+        <w:tabs>
+          <w:tab w:val="num" w:pos="720"/>
+        </w:tabs>
+        <w:ind w:left="720" w:hanging="360"/>
+      </w:pPr>
+      <w:rPr>
+        <w:rFonts w:ascii="Symbol" w:hAnsi="Symbol" w:hint="default"/>
+        <w:sz w:val="20"/>
+      </w:rPr>
+    </w:lvl>
+    <w:lvl w:ilvl="1">
+      <w:start w:val="1"/>
+      <w:numFmt w:val="bullet"/>
+      <w:lvlText w:val="o"/>
+      <w:lvlJc w:val="left"/>
+      <w:pPr>
+        <w:tabs>
+          <w:tab w:val="num" w:pos="1440"/>
+        </w:tabs>
+        <w:ind w:left="1440" w:hanging="360"/>
+      </w:pPr>
+      <w:rPr>
+        <w:rFonts w:ascii="Courier New" w:hAnsi="Courier New" w:hint="default"/>
+        <w:sz w:val="20"/>
+      </w:rPr>
+    </w:lvl>
+    <w:lvl w:ilvl="2" w:tentative="1">
+      <w:start w:val="1"/>
+      <w:numFmt w:val="bullet"/>
+      <w:lvlText w:val=""/>
+      <w:lvlJc w:val="left"/>
+      <w:pPr>
+        <w:tabs>
+          <w:tab w:val="num" w:pos="2160"/>
+        </w:tabs>
+        <w:ind w:left="2160" w:hanging="360"/>
+      </w:pPr>
+      <w:rPr>
+        <w:rFonts w:ascii="Wingdings" w:hAnsi="Wingdings" w:hint="default"/>
+        <w:sz w:val="20"/>
+      </w:rPr>
+    </w:lvl>
+    <w:lvl w:ilvl="3" w:tentative="1">
+      <w:start w:val="1"/>
+      <w:numFmt w:val="bullet"/>
+      <w:lvlText w:val=""/>
+      <w:lvlJc w:val="left"/>
+      <w:pPr>
+        <w:tabs>
+          <w:tab w:val="num" w:pos="2880"/>
+        </w:tabs>
+        <w:ind w:left="2880" w:hanging="360"/>
+      </w:pPr>
+      <w:rPr>
+        <w:rFonts w:ascii="Wingdings" w:hAnsi="Wingdings" w:hint="default"/>
+        <w:sz w:val="20"/>
+      </w:rPr>
+    </w:lvl>
+    <w:lvl w:ilvl="4" w:tentative="1">
+      <w:start w:val="1"/>
+      <w:numFmt w:val="bullet"/>
+      <w:lvlText w:val=""/>
+      <w:lvlJc w:val="left"/>
+      <w:pPr>
+        <w:tabs>
+          <w:tab w:val="num" w:pos="3600"/>
+        </w:tabs>
+        <w:ind w:left="3600" w:hanging="360"/>
+      </w:pPr>
+      <w:rPr>
+        <w:rFonts w:ascii="Wingdings" w:hAnsi="Wingdings" w:hint="default"/>
+        <w:sz w:val="20"/>
+      </w:rPr>
+    </w:lvl>
+    <w:lvl w:ilvl="5" w:tentative="1">
+      <w:start w:val="1"/>
+      <w:numFmt w:val="bullet"/>
+      <w:lvlText w:val=""/>
+      <w:lvlJc w:val="left"/>
+      <w:pPr>
+        <w:tabs>
+          <w:tab w:val="num" w:pos="4320"/>
+        </w:tabs>
+        <w:ind w:left="4320" w:hanging="360"/>
+      </w:pPr>
+      <w:rPr>
+        <w:rFonts w:ascii="Wingdings" w:hAnsi="Wingdings" w:hint="default"/>
+        <w:sz w:val="20"/>
+      </w:rPr>
+    </w:lvl>
+    <w:lvl w:ilvl="6" w:tentative="1">
+      <w:start w:val="1"/>
+      <w:numFmt w:val="bullet"/>
+      <w:lvlText w:val=""/>
+      <w:lvlJc w:val="left"/>
+      <w:pPr>
+        <w:tabs>
+          <w:tab w:val="num" w:pos="5040"/>
+        </w:tabs>
+        <w:ind w:left="5040" w:hanging="360"/>
+      </w:pPr>
+      <w:rPr>
+        <w:rFonts w:ascii="Wingdings" w:hAnsi="Wingdings" w:hint="default"/>
+        <w:sz w:val="20"/>
+      </w:rPr>
+    </w:lvl>
+    <w:lvl w:ilvl="7" w:tentative="1">
+      <w:start w:val="1"/>
+      <w:numFmt w:val="bullet"/>
+      <w:lvlText w:val=""/>
+      <w:lvlJc w:val="left"/>
+      <w:pPr>
+        <w:tabs>
+          <w:tab w:val="num" w:pos="5760"/>
+        </w:tabs>
+        <w:ind w:left="5760" w:hanging="360"/>
+      </w:pPr>
+      <w:rPr>
+        <w:rFonts w:ascii="Wingdings" w:hAnsi="Wingdings" w:hint="default"/>
+        <w:sz w:val="20"/>
+      </w:rPr>
+    </w:lvl>
+    <w:lvl w:ilvl="8" w:tentative="1">
+      <w:start w:val="1"/>
+      <w:numFmt w:val="bullet"/>
+      <w:lvlText w:val=""/>
+      <w:lvlJc w:val="left"/>
+      <w:pPr>
+        <w:tabs>
+          <w:tab w:val="num" w:pos="6480"/>
+        </w:tabs>
+        <w:ind w:left="6480" w:hanging="360"/>
+      </w:pPr>
+      <w:rPr>
+        <w:rFonts w:ascii="Wingdings" w:hAnsi="Wingdings" w:hint="default"/>
+        <w:sz w:val="20"/>
+      </w:rPr>
+    </w:lvl>
+  </w:abstractNum>
+  <w:abstractNum w:abstractNumId="10" w15:restartNumberingAfterBreak="0">
     <w:nsid w:val="73486EDC"/>
     <w:multiLevelType w:val="hybridMultilevel"/>
     <w:tmpl w:val="4A3AF382"/>
@@ -18971,7 +19985,7 @@
       </w:pPr>
     </w:lvl>
   </w:abstractNum>
-  <w:abstractNum w:abstractNumId="10" w15:restartNumberingAfterBreak="0">
+  <w:abstractNum w:abstractNumId="11" w15:restartNumberingAfterBreak="0">
     <w:nsid w:val="7C7A33FC"/>
     <w:multiLevelType w:val="multilevel"/>
     <w:tmpl w:val="194A750E"/>
@@ -19088,7 +20102,7 @@
     <w:abstractNumId w:val="5"/>
   </w:num>
   <w:num w:numId="2" w16cid:durableId="51467965">
-    <w:abstractNumId w:val="9"/>
+    <w:abstractNumId w:val="10"/>
   </w:num>
   <w:num w:numId="3" w16cid:durableId="1716781698">
     <w:abstractNumId w:val="2"/>
@@ -19244,16 +20258,19 @@
     <w:abstractNumId w:val="7"/>
   </w:num>
   <w:num w:numId="9" w16cid:durableId="329069631">
-    <w:abstractNumId w:val="10"/>
+    <w:abstractNumId w:val="11"/>
   </w:num>
   <w:num w:numId="10" w16cid:durableId="678392358">
-    <w:abstractNumId w:val="8"/>
+    <w:abstractNumId w:val="9"/>
   </w:num>
   <w:num w:numId="11" w16cid:durableId="2094862456">
     <w:abstractNumId w:val="0"/>
   </w:num>
   <w:num w:numId="12" w16cid:durableId="663901871">
     <w:abstractNumId w:val="1"/>
+  </w:num>
+  <w:num w:numId="13" w16cid:durableId="259683081">
+    <w:abstractNumId w:val="8"/>
   </w:num>
   <w:numIdMacAtCleanup w:val="8"/>
 </w:numbering>
@@ -19872,6 +20889,7 @@
   <w:style w:type="character" w:default="1" w:styleId="DefaultParagraphFont">
     <w:name w:val="Default Paragraph Font"/>
     <w:uiPriority w:val="1"/>
+    <w:semiHidden/>
     <w:unhideWhenUsed/>
   </w:style>
   <w:style w:type="table" w:default="1" w:styleId="TableNormal">
